--- a/lessons/23/piRoverYahboomEvalPrep.docx
+++ b/lessons/23/piRoverYahboomEvalPrep.docx
@@ -1,6 +1,6 @@
 
 <file path=word/document.xml><?xml version="1.0" encoding="utf-8"?>
-<w:document xmlns:wpc="http://schemas.microsoft.com/office/word/2010/wordprocessingCanvas" xmlns:cx="http://schemas.microsoft.com/office/drawing/2014/chartex" xmlns:cx1="http://schemas.microsoft.com/office/drawing/2015/9/8/chartex" xmlns:cx2="http://schemas.microsoft.com/office/drawing/2015/10/21/chartex" xmlns:cx3="http://schemas.microsoft.com/office/drawing/2016/5/9/chartex" xmlns:cx4="http://schemas.microsoft.com/office/drawing/2016/5/10/chartex" xmlns:cx5="http://schemas.microsoft.com/office/drawing/2016/5/11/chartex" xmlns:cx6="http://schemas.microsoft.com/office/drawing/2016/5/12/chartex" xmlns:cx7="http://schemas.microsoft.com/office/drawing/2016/5/13/chartex" xmlns:cx8="http://schemas.microsoft.com/office/drawing/2016/5/14/chartex" xmlns:mc="http://schemas.openxmlformats.org/markup-compatibility/2006" xmlns:aink="http://schemas.microsoft.com/office/drawing/2016/ink" xmlns:am3d="http://schemas.microsoft.com/office/drawing/2017/model3d" xmlns:o="urn:schemas-microsoft-com:office:office" xmlns:r="http://schemas.openxmlformats.org/officeDocument/2006/relationships" xmlns:m="http://schemas.openxmlformats.org/officeDocument/2006/math" xmlns:v="urn:schemas-microsoft-com:vml" xmlns:wp14="http://schemas.microsoft.com/office/word/2010/wordprocessingDrawing" xmlns:wp="http://schemas.openxmlformats.org/drawingml/2006/wordprocessingDrawing" xmlns:w10="urn:schemas-microsoft-com:office:word" xmlns:w="http://schemas.openxmlformats.org/wordprocessingml/2006/main" xmlns:w14="http://schemas.microsoft.com/office/word/2010/wordml" xmlns:w15="http://schemas.microsoft.com/office/word/2012/wordml" xmlns:w16cex="http://schemas.microsoft.com/office/word/2018/wordml/cex" xmlns:w16cid="http://schemas.microsoft.com/office/word/2016/wordml/cid" xmlns:w16="http://schemas.microsoft.com/office/word/2018/wordml" xmlns:w16se="http://schemas.microsoft.com/office/word/2015/wordml/symex" xmlns:wpg="http://schemas.microsoft.com/office/word/2010/wordprocessingGroup" xmlns:wpi="http://schemas.microsoft.com/office/word/2010/wordprocessingInk" xmlns:wne="http://schemas.microsoft.com/office/word/2006/wordml" xmlns:wps="http://schemas.microsoft.com/office/word/2010/wordprocessingShape" mc:Ignorable="w14 w15 w16se w16cid w16 w16cex wp14">
+<w:document xmlns:wpc="http://schemas.microsoft.com/office/word/2010/wordprocessingCanvas" xmlns:cx="http://schemas.microsoft.com/office/drawing/2014/chartex" xmlns:cx1="http://schemas.microsoft.com/office/drawing/2015/9/8/chartex" xmlns:cx2="http://schemas.microsoft.com/office/drawing/2015/10/21/chartex" xmlns:cx3="http://schemas.microsoft.com/office/drawing/2016/5/9/chartex" xmlns:cx4="http://schemas.microsoft.com/office/drawing/2016/5/10/chartex" xmlns:cx5="http://schemas.microsoft.com/office/drawing/2016/5/11/chartex" xmlns:cx6="http://schemas.microsoft.com/office/drawing/2016/5/12/chartex" xmlns:cx7="http://schemas.microsoft.com/office/drawing/2016/5/13/chartex" xmlns:cx8="http://schemas.microsoft.com/office/drawing/2016/5/14/chartex" xmlns:mc="http://schemas.openxmlformats.org/markup-compatibility/2006" xmlns:aink="http://schemas.microsoft.com/office/drawing/2016/ink" xmlns:am3d="http://schemas.microsoft.com/office/drawing/2017/model3d" xmlns:o="urn:schemas-microsoft-com:office:office" xmlns:oel="http://schemas.microsoft.com/office/2019/extlst" xmlns:r="http://schemas.openxmlformats.org/officeDocument/2006/relationships" xmlns:m="http://schemas.openxmlformats.org/officeDocument/2006/math" xmlns:v="urn:schemas-microsoft-com:vml" xmlns:wp14="http://schemas.microsoft.com/office/word/2010/wordprocessingDrawing" xmlns:wp="http://schemas.openxmlformats.org/drawingml/2006/wordprocessingDrawing" xmlns:w10="urn:schemas-microsoft-com:office:word" xmlns:w="http://schemas.openxmlformats.org/wordprocessingml/2006/main" xmlns:w14="http://schemas.microsoft.com/office/word/2010/wordml" xmlns:w15="http://schemas.microsoft.com/office/word/2012/wordml" xmlns:w16cex="http://schemas.microsoft.com/office/word/2018/wordml/cex" xmlns:w16cid="http://schemas.microsoft.com/office/word/2016/wordml/cid" xmlns:w16="http://schemas.microsoft.com/office/word/2018/wordml" xmlns:w16du="http://schemas.microsoft.com/office/word/2023/wordml/word16du" xmlns:w16sdtdh="http://schemas.microsoft.com/office/word/2020/wordml/sdtdatahash" xmlns:w16sdtfl="http://schemas.microsoft.com/office/word/2024/wordml/sdtformatlock" xmlns:w16se="http://schemas.microsoft.com/office/word/2015/wordml/symex" xmlns:wpg="http://schemas.microsoft.com/office/word/2010/wordprocessingGroup" xmlns:wpi="http://schemas.microsoft.com/office/word/2010/wordprocessingInk" xmlns:wne="http://schemas.microsoft.com/office/word/2006/wordml" xmlns:wps="http://schemas.microsoft.com/office/word/2010/wordprocessingShape" mc:Ignorable="w14 w15 w16se w16cid w16 w16cex w16sdtdh w16sdtfl w16du wp14">
   <w:body>
     <w:p>
       <w:pPr>
@@ -763,7 +763,23 @@
           <w:sz w:val="24"/>
           <w:szCs w:val="24"/>
         </w:rPr>
-        <w:t xml:space="preserve"> Are you a qualified evaluator? Why or Why not?</w:t>
+        <w:t xml:space="preserve"> Are you a qualified evaluator? Why or </w:t>
+      </w:r>
+      <w:r>
+        <w:rPr>
+          <w:rFonts w:cs="Calibri"/>
+          <w:sz w:val="24"/>
+          <w:szCs w:val="24"/>
+        </w:rPr>
+        <w:t>why</w:t>
+      </w:r>
+      <w:r>
+        <w:rPr>
+          <w:rFonts w:cs="Calibri"/>
+          <w:sz w:val="24"/>
+          <w:szCs w:val="24"/>
+        </w:rPr>
+        <w:t xml:space="preserve"> not?</w:t>
       </w:r>
       <w:r>
         <w:rPr>
@@ -1082,16 +1098,7 @@
           <w:sz w:val="24"/>
           <w:szCs w:val="24"/>
         </w:rPr>
-        <w:t xml:space="preserve">build and installation of components and assemblies. </w:t>
-      </w:r>
-      <w:proofErr w:type="gramStart"/>
-      <w:r>
-        <w:rPr>
-          <w:rFonts w:cs="Calibri"/>
-          <w:sz w:val="24"/>
-          <w:szCs w:val="24"/>
-        </w:rPr>
-        <w:t>W</w:t>
+        <w:t>build and installation of components and assemblies. W</w:t>
       </w:r>
       <w:r>
         <w:rPr>
@@ -1101,7 +1108,6 @@
         </w:rPr>
         <w:t>as</w:t>
       </w:r>
-      <w:proofErr w:type="gramEnd"/>
       <w:r>
         <w:rPr>
           <w:rFonts w:cs="Calibri"/>
@@ -1647,8 +1653,12 @@
       </w:pPr>
     </w:p>
     <w:sectPr>
-      <w:headerReference w:type="default" r:id="rId7"/>
-      <w:footerReference w:type="default" r:id="rId8"/>
+      <w:headerReference w:type="even" r:id="rId7"/>
+      <w:headerReference w:type="default" r:id="rId8"/>
+      <w:footerReference w:type="even" r:id="rId9"/>
+      <w:footerReference w:type="default" r:id="rId10"/>
+      <w:headerReference w:type="first" r:id="rId11"/>
+      <w:footerReference w:type="first" r:id="rId12"/>
       <w:pgSz w:w="12240" w:h="15840"/>
       <w:pgMar w:top="1440" w:right="1440" w:bottom="1440" w:left="1440" w:header="720" w:footer="720" w:gutter="0"/>
       <w:cols w:space="720"/>
@@ -1659,7 +1669,7 @@
 </file>
 
 <file path=word/endnotes.xml><?xml version="1.0" encoding="utf-8"?>
-<w:endnotes xmlns:wpc="http://schemas.microsoft.com/office/word/2010/wordprocessingCanvas" xmlns:cx="http://schemas.microsoft.com/office/drawing/2014/chartex" xmlns:cx1="http://schemas.microsoft.com/office/drawing/2015/9/8/chartex" xmlns:cx2="http://schemas.microsoft.com/office/drawing/2015/10/21/chartex" xmlns:cx3="http://schemas.microsoft.com/office/drawing/2016/5/9/chartex" xmlns:cx4="http://schemas.microsoft.com/office/drawing/2016/5/10/chartex" xmlns:cx5="http://schemas.microsoft.com/office/drawing/2016/5/11/chartex" xmlns:cx6="http://schemas.microsoft.com/office/drawing/2016/5/12/chartex" xmlns:cx7="http://schemas.microsoft.com/office/drawing/2016/5/13/chartex" xmlns:cx8="http://schemas.microsoft.com/office/drawing/2016/5/14/chartex" xmlns:mc="http://schemas.openxmlformats.org/markup-compatibility/2006" xmlns:aink="http://schemas.microsoft.com/office/drawing/2016/ink" xmlns:am3d="http://schemas.microsoft.com/office/drawing/2017/model3d" xmlns:o="urn:schemas-microsoft-com:office:office" xmlns:r="http://schemas.openxmlformats.org/officeDocument/2006/relationships" xmlns:m="http://schemas.openxmlformats.org/officeDocument/2006/math" xmlns:v="urn:schemas-microsoft-com:vml" xmlns:wp14="http://schemas.microsoft.com/office/word/2010/wordprocessingDrawing" xmlns:wp="http://schemas.openxmlformats.org/drawingml/2006/wordprocessingDrawing" xmlns:w10="urn:schemas-microsoft-com:office:word" xmlns:w="http://schemas.openxmlformats.org/wordprocessingml/2006/main" xmlns:w14="http://schemas.microsoft.com/office/word/2010/wordml" xmlns:w15="http://schemas.microsoft.com/office/word/2012/wordml" xmlns:w16cex="http://schemas.microsoft.com/office/word/2018/wordml/cex" xmlns:w16cid="http://schemas.microsoft.com/office/word/2016/wordml/cid" xmlns:w16="http://schemas.microsoft.com/office/word/2018/wordml" xmlns:w16se="http://schemas.microsoft.com/office/word/2015/wordml/symex" xmlns:wpg="http://schemas.microsoft.com/office/word/2010/wordprocessingGroup" xmlns:wpi="http://schemas.microsoft.com/office/word/2010/wordprocessingInk" xmlns:wne="http://schemas.microsoft.com/office/word/2006/wordml" xmlns:wps="http://schemas.microsoft.com/office/word/2010/wordprocessingShape" mc:Ignorable="w14 w15 w16se w16cid w16 w16cex wp14">
+<w:endnotes xmlns:wpc="http://schemas.microsoft.com/office/word/2010/wordprocessingCanvas" xmlns:cx="http://schemas.microsoft.com/office/drawing/2014/chartex" xmlns:cx1="http://schemas.microsoft.com/office/drawing/2015/9/8/chartex" xmlns:cx2="http://schemas.microsoft.com/office/drawing/2015/10/21/chartex" xmlns:cx3="http://schemas.microsoft.com/office/drawing/2016/5/9/chartex" xmlns:cx4="http://schemas.microsoft.com/office/drawing/2016/5/10/chartex" xmlns:cx5="http://schemas.microsoft.com/office/drawing/2016/5/11/chartex" xmlns:cx6="http://schemas.microsoft.com/office/drawing/2016/5/12/chartex" xmlns:cx7="http://schemas.microsoft.com/office/drawing/2016/5/13/chartex" xmlns:cx8="http://schemas.microsoft.com/office/drawing/2016/5/14/chartex" xmlns:mc="http://schemas.openxmlformats.org/markup-compatibility/2006" xmlns:aink="http://schemas.microsoft.com/office/drawing/2016/ink" xmlns:am3d="http://schemas.microsoft.com/office/drawing/2017/model3d" xmlns:o="urn:schemas-microsoft-com:office:office" xmlns:oel="http://schemas.microsoft.com/office/2019/extlst" xmlns:r="http://schemas.openxmlformats.org/officeDocument/2006/relationships" xmlns:m="http://schemas.openxmlformats.org/officeDocument/2006/math" xmlns:v="urn:schemas-microsoft-com:vml" xmlns:wp14="http://schemas.microsoft.com/office/word/2010/wordprocessingDrawing" xmlns:wp="http://schemas.openxmlformats.org/drawingml/2006/wordprocessingDrawing" xmlns:w10="urn:schemas-microsoft-com:office:word" xmlns:w="http://schemas.openxmlformats.org/wordprocessingml/2006/main" xmlns:w14="http://schemas.microsoft.com/office/word/2010/wordml" xmlns:w15="http://schemas.microsoft.com/office/word/2012/wordml" xmlns:w16cex="http://schemas.microsoft.com/office/word/2018/wordml/cex" xmlns:w16cid="http://schemas.microsoft.com/office/word/2016/wordml/cid" xmlns:w16="http://schemas.microsoft.com/office/word/2018/wordml" xmlns:w16du="http://schemas.microsoft.com/office/word/2023/wordml/word16du" xmlns:w16sdtdh="http://schemas.microsoft.com/office/word/2020/wordml/sdtdatahash" xmlns:w16sdtfl="http://schemas.microsoft.com/office/word/2024/wordml/sdtformatlock" xmlns:w16se="http://schemas.microsoft.com/office/word/2015/wordml/symex" xmlns:wpg="http://schemas.microsoft.com/office/word/2010/wordprocessingGroup" xmlns:wpi="http://schemas.microsoft.com/office/word/2010/wordprocessingInk" xmlns:wne="http://schemas.microsoft.com/office/word/2006/wordml" xmlns:wps="http://schemas.microsoft.com/office/word/2010/wordprocessingShape" mc:Ignorable="w14 w15 w16se w16cid w16 w16cex w16sdtdh w16sdtfl w16du wp14">
   <w:endnote w:type="separator" w:id="-1">
     <w:p>
       <w:pPr>
@@ -1691,7 +1701,17 @@
 </file>
 
 <file path=word/footer1.xml><?xml version="1.0" encoding="utf-8"?>
-<w:ftr xmlns:wpc="http://schemas.microsoft.com/office/word/2010/wordprocessingCanvas" xmlns:cx="http://schemas.microsoft.com/office/drawing/2014/chartex" xmlns:cx1="http://schemas.microsoft.com/office/drawing/2015/9/8/chartex" xmlns:cx2="http://schemas.microsoft.com/office/drawing/2015/10/21/chartex" xmlns:cx3="http://schemas.microsoft.com/office/drawing/2016/5/9/chartex" xmlns:cx4="http://schemas.microsoft.com/office/drawing/2016/5/10/chartex" xmlns:cx5="http://schemas.microsoft.com/office/drawing/2016/5/11/chartex" xmlns:cx6="http://schemas.microsoft.com/office/drawing/2016/5/12/chartex" xmlns:cx7="http://schemas.microsoft.com/office/drawing/2016/5/13/chartex" xmlns:cx8="http://schemas.microsoft.com/office/drawing/2016/5/14/chartex" xmlns:mc="http://schemas.openxmlformats.org/markup-compatibility/2006" xmlns:aink="http://schemas.microsoft.com/office/drawing/2016/ink" xmlns:am3d="http://schemas.microsoft.com/office/drawing/2017/model3d" xmlns:o="urn:schemas-microsoft-com:office:office" xmlns:r="http://schemas.openxmlformats.org/officeDocument/2006/relationships" xmlns:m="http://schemas.openxmlformats.org/officeDocument/2006/math" xmlns:v="urn:schemas-microsoft-com:vml" xmlns:wp14="http://schemas.microsoft.com/office/word/2010/wordprocessingDrawing" xmlns:wp="http://schemas.openxmlformats.org/drawingml/2006/wordprocessingDrawing" xmlns:w10="urn:schemas-microsoft-com:office:word" xmlns:w="http://schemas.openxmlformats.org/wordprocessingml/2006/main" xmlns:w14="http://schemas.microsoft.com/office/word/2010/wordml" xmlns:w15="http://schemas.microsoft.com/office/word/2012/wordml" xmlns:w16cex="http://schemas.microsoft.com/office/word/2018/wordml/cex" xmlns:w16cid="http://schemas.microsoft.com/office/word/2016/wordml/cid" xmlns:w16="http://schemas.microsoft.com/office/word/2018/wordml" xmlns:w16se="http://schemas.microsoft.com/office/word/2015/wordml/symex" xmlns:wpg="http://schemas.microsoft.com/office/word/2010/wordprocessingGroup" xmlns:wpi="http://schemas.microsoft.com/office/word/2010/wordprocessingInk" xmlns:wne="http://schemas.microsoft.com/office/word/2006/wordml" xmlns:wps="http://schemas.microsoft.com/office/word/2010/wordprocessingShape" mc:Ignorable="w14 w15 w16se w16cid w16 w16cex wp14">
+<w:ftr xmlns:wpc="http://schemas.microsoft.com/office/word/2010/wordprocessingCanvas" xmlns:cx="http://schemas.microsoft.com/office/drawing/2014/chartex" xmlns:cx1="http://schemas.microsoft.com/office/drawing/2015/9/8/chartex" xmlns:cx2="http://schemas.microsoft.com/office/drawing/2015/10/21/chartex" xmlns:cx3="http://schemas.microsoft.com/office/drawing/2016/5/9/chartex" xmlns:cx4="http://schemas.microsoft.com/office/drawing/2016/5/10/chartex" xmlns:cx5="http://schemas.microsoft.com/office/drawing/2016/5/11/chartex" xmlns:cx6="http://schemas.microsoft.com/office/drawing/2016/5/12/chartex" xmlns:cx7="http://schemas.microsoft.com/office/drawing/2016/5/13/chartex" xmlns:cx8="http://schemas.microsoft.com/office/drawing/2016/5/14/chartex" xmlns:mc="http://schemas.openxmlformats.org/markup-compatibility/2006" xmlns:aink="http://schemas.microsoft.com/office/drawing/2016/ink" xmlns:am3d="http://schemas.microsoft.com/office/drawing/2017/model3d" xmlns:o="urn:schemas-microsoft-com:office:office" xmlns:oel="http://schemas.microsoft.com/office/2019/extlst" xmlns:r="http://schemas.openxmlformats.org/officeDocument/2006/relationships" xmlns:m="http://schemas.openxmlformats.org/officeDocument/2006/math" xmlns:v="urn:schemas-microsoft-com:vml" xmlns:wp14="http://schemas.microsoft.com/office/word/2010/wordprocessingDrawing" xmlns:wp="http://schemas.openxmlformats.org/drawingml/2006/wordprocessingDrawing" xmlns:w10="urn:schemas-microsoft-com:office:word" xmlns:w="http://schemas.openxmlformats.org/wordprocessingml/2006/main" xmlns:w14="http://schemas.microsoft.com/office/word/2010/wordml" xmlns:w15="http://schemas.microsoft.com/office/word/2012/wordml" xmlns:w16cex="http://schemas.microsoft.com/office/word/2018/wordml/cex" xmlns:w16cid="http://schemas.microsoft.com/office/word/2016/wordml/cid" xmlns:w16="http://schemas.microsoft.com/office/word/2018/wordml" xmlns:w16du="http://schemas.microsoft.com/office/word/2023/wordml/word16du" xmlns:w16sdtdh="http://schemas.microsoft.com/office/word/2020/wordml/sdtdatahash" xmlns:w16sdtfl="http://schemas.microsoft.com/office/word/2024/wordml/sdtformatlock" xmlns:w16se="http://schemas.microsoft.com/office/word/2015/wordml/symex" xmlns:wpg="http://schemas.microsoft.com/office/word/2010/wordprocessingGroup" xmlns:wpi="http://schemas.microsoft.com/office/word/2010/wordprocessingInk" xmlns:wne="http://schemas.microsoft.com/office/word/2006/wordml" xmlns:wps="http://schemas.microsoft.com/office/word/2010/wordprocessingShape" mc:Ignorable="w14 w15 w16se w16cid w16 w16cex w16sdtdh w16sdtfl w16du wp14">
+  <w:p>
+    <w:pPr>
+      <w:pStyle w:val="Footer"/>
+    </w:pPr>
+  </w:p>
+</w:ftr>
+</file>
+
+<file path=word/footer2.xml><?xml version="1.0" encoding="utf-8"?>
+<w:ftr xmlns:wpc="http://schemas.microsoft.com/office/word/2010/wordprocessingCanvas" xmlns:cx="http://schemas.microsoft.com/office/drawing/2014/chartex" xmlns:cx1="http://schemas.microsoft.com/office/drawing/2015/9/8/chartex" xmlns:cx2="http://schemas.microsoft.com/office/drawing/2015/10/21/chartex" xmlns:cx3="http://schemas.microsoft.com/office/drawing/2016/5/9/chartex" xmlns:cx4="http://schemas.microsoft.com/office/drawing/2016/5/10/chartex" xmlns:cx5="http://schemas.microsoft.com/office/drawing/2016/5/11/chartex" xmlns:cx6="http://schemas.microsoft.com/office/drawing/2016/5/12/chartex" xmlns:cx7="http://schemas.microsoft.com/office/drawing/2016/5/13/chartex" xmlns:cx8="http://schemas.microsoft.com/office/drawing/2016/5/14/chartex" xmlns:mc="http://schemas.openxmlformats.org/markup-compatibility/2006" xmlns:aink="http://schemas.microsoft.com/office/drawing/2016/ink" xmlns:am3d="http://schemas.microsoft.com/office/drawing/2017/model3d" xmlns:o="urn:schemas-microsoft-com:office:office" xmlns:oel="http://schemas.microsoft.com/office/2019/extlst" xmlns:r="http://schemas.openxmlformats.org/officeDocument/2006/relationships" xmlns:m="http://schemas.openxmlformats.org/officeDocument/2006/math" xmlns:v="urn:schemas-microsoft-com:vml" xmlns:wp14="http://schemas.microsoft.com/office/word/2010/wordprocessingDrawing" xmlns:wp="http://schemas.openxmlformats.org/drawingml/2006/wordprocessingDrawing" xmlns:w10="urn:schemas-microsoft-com:office:word" xmlns:w="http://schemas.openxmlformats.org/wordprocessingml/2006/main" xmlns:w14="http://schemas.microsoft.com/office/word/2010/wordml" xmlns:w15="http://schemas.microsoft.com/office/word/2012/wordml" xmlns:w16cex="http://schemas.microsoft.com/office/word/2018/wordml/cex" xmlns:w16cid="http://schemas.microsoft.com/office/word/2016/wordml/cid" xmlns:w16="http://schemas.microsoft.com/office/word/2018/wordml" xmlns:w16du="http://schemas.microsoft.com/office/word/2023/wordml/word16du" xmlns:w16sdtdh="http://schemas.microsoft.com/office/word/2020/wordml/sdtdatahash" xmlns:w16sdtfl="http://schemas.microsoft.com/office/word/2024/wordml/sdtformatlock" xmlns:w16se="http://schemas.microsoft.com/office/word/2015/wordml/symex" xmlns:wpg="http://schemas.microsoft.com/office/word/2010/wordprocessingGroup" xmlns:wpi="http://schemas.microsoft.com/office/word/2010/wordprocessingInk" xmlns:wne="http://schemas.microsoft.com/office/word/2006/wordml" xmlns:wps="http://schemas.microsoft.com/office/word/2010/wordprocessingShape" mc:Ignorable="w14 w15 w16se w16cid w16 w16cex w16sdtdh w16sdtfl w16du wp14">
   <w:sdt>
     <w:sdtPr>
       <w:id w:val="973801655"/>
@@ -1753,14 +1773,40 @@
         <w:sz w:val="18"/>
         <w:szCs w:val="18"/>
       </w:rPr>
-      <w:t>© 2020, Keith E. Kelly. All rights reserved.</w:t>
+      <w:t>© 202</w:t>
+    </w:r>
+    <w:r>
+      <w:rPr>
+        <w:rStyle w:val="SubtleEmphasis"/>
+        <w:sz w:val="18"/>
+        <w:szCs w:val="18"/>
+      </w:rPr>
+      <w:t>5</w:t>
+    </w:r>
+    <w:r>
+      <w:rPr>
+        <w:rStyle w:val="SubtleEmphasis"/>
+        <w:sz w:val="18"/>
+        <w:szCs w:val="18"/>
+      </w:rPr>
+      <w:t>, Keith E. Kelly. All rights reserved.</w:t>
     </w:r>
   </w:p>
 </w:ftr>
 </file>
 
+<file path=word/footer3.xml><?xml version="1.0" encoding="utf-8"?>
+<w:ftr xmlns:wpc="http://schemas.microsoft.com/office/word/2010/wordprocessingCanvas" xmlns:cx="http://schemas.microsoft.com/office/drawing/2014/chartex" xmlns:cx1="http://schemas.microsoft.com/office/drawing/2015/9/8/chartex" xmlns:cx2="http://schemas.microsoft.com/office/drawing/2015/10/21/chartex" xmlns:cx3="http://schemas.microsoft.com/office/drawing/2016/5/9/chartex" xmlns:cx4="http://schemas.microsoft.com/office/drawing/2016/5/10/chartex" xmlns:cx5="http://schemas.microsoft.com/office/drawing/2016/5/11/chartex" xmlns:cx6="http://schemas.microsoft.com/office/drawing/2016/5/12/chartex" xmlns:cx7="http://schemas.microsoft.com/office/drawing/2016/5/13/chartex" xmlns:cx8="http://schemas.microsoft.com/office/drawing/2016/5/14/chartex" xmlns:mc="http://schemas.openxmlformats.org/markup-compatibility/2006" xmlns:aink="http://schemas.microsoft.com/office/drawing/2016/ink" xmlns:am3d="http://schemas.microsoft.com/office/drawing/2017/model3d" xmlns:o="urn:schemas-microsoft-com:office:office" xmlns:oel="http://schemas.microsoft.com/office/2019/extlst" xmlns:r="http://schemas.openxmlformats.org/officeDocument/2006/relationships" xmlns:m="http://schemas.openxmlformats.org/officeDocument/2006/math" xmlns:v="urn:schemas-microsoft-com:vml" xmlns:wp14="http://schemas.microsoft.com/office/word/2010/wordprocessingDrawing" xmlns:wp="http://schemas.openxmlformats.org/drawingml/2006/wordprocessingDrawing" xmlns:w10="urn:schemas-microsoft-com:office:word" xmlns:w="http://schemas.openxmlformats.org/wordprocessingml/2006/main" xmlns:w14="http://schemas.microsoft.com/office/word/2010/wordml" xmlns:w15="http://schemas.microsoft.com/office/word/2012/wordml" xmlns:w16cex="http://schemas.microsoft.com/office/word/2018/wordml/cex" xmlns:w16cid="http://schemas.microsoft.com/office/word/2016/wordml/cid" xmlns:w16="http://schemas.microsoft.com/office/word/2018/wordml" xmlns:w16du="http://schemas.microsoft.com/office/word/2023/wordml/word16du" xmlns:w16sdtdh="http://schemas.microsoft.com/office/word/2020/wordml/sdtdatahash" xmlns:w16sdtfl="http://schemas.microsoft.com/office/word/2024/wordml/sdtformatlock" xmlns:w16se="http://schemas.microsoft.com/office/word/2015/wordml/symex" xmlns:wpg="http://schemas.microsoft.com/office/word/2010/wordprocessingGroup" xmlns:wpi="http://schemas.microsoft.com/office/word/2010/wordprocessingInk" xmlns:wne="http://schemas.microsoft.com/office/word/2006/wordml" xmlns:wps="http://schemas.microsoft.com/office/word/2010/wordprocessingShape" mc:Ignorable="w14 w15 w16se w16cid w16 w16cex w16sdtdh w16sdtfl w16du wp14">
+  <w:p>
+    <w:pPr>
+      <w:pStyle w:val="Footer"/>
+    </w:pPr>
+  </w:p>
+</w:ftr>
+</file>
+
 <file path=word/footnotes.xml><?xml version="1.0" encoding="utf-8"?>
-<w:footnotes xmlns:wpc="http://schemas.microsoft.com/office/word/2010/wordprocessingCanvas" xmlns:cx="http://schemas.microsoft.com/office/drawing/2014/chartex" xmlns:cx1="http://schemas.microsoft.com/office/drawing/2015/9/8/chartex" xmlns:cx2="http://schemas.microsoft.com/office/drawing/2015/10/21/chartex" xmlns:cx3="http://schemas.microsoft.com/office/drawing/2016/5/9/chartex" xmlns:cx4="http://schemas.microsoft.com/office/drawing/2016/5/10/chartex" xmlns:cx5="http://schemas.microsoft.com/office/drawing/2016/5/11/chartex" xmlns:cx6="http://schemas.microsoft.com/office/drawing/2016/5/12/chartex" xmlns:cx7="http://schemas.microsoft.com/office/drawing/2016/5/13/chartex" xmlns:cx8="http://schemas.microsoft.com/office/drawing/2016/5/14/chartex" xmlns:mc="http://schemas.openxmlformats.org/markup-compatibility/2006" xmlns:aink="http://schemas.microsoft.com/office/drawing/2016/ink" xmlns:am3d="http://schemas.microsoft.com/office/drawing/2017/model3d" xmlns:o="urn:schemas-microsoft-com:office:office" xmlns:r="http://schemas.openxmlformats.org/officeDocument/2006/relationships" xmlns:m="http://schemas.openxmlformats.org/officeDocument/2006/math" xmlns:v="urn:schemas-microsoft-com:vml" xmlns:wp14="http://schemas.microsoft.com/office/word/2010/wordprocessingDrawing" xmlns:wp="http://schemas.openxmlformats.org/drawingml/2006/wordprocessingDrawing" xmlns:w10="urn:schemas-microsoft-com:office:word" xmlns:w="http://schemas.openxmlformats.org/wordprocessingml/2006/main" xmlns:w14="http://schemas.microsoft.com/office/word/2010/wordml" xmlns:w15="http://schemas.microsoft.com/office/word/2012/wordml" xmlns:w16cex="http://schemas.microsoft.com/office/word/2018/wordml/cex" xmlns:w16cid="http://schemas.microsoft.com/office/word/2016/wordml/cid" xmlns:w16="http://schemas.microsoft.com/office/word/2018/wordml" xmlns:w16se="http://schemas.microsoft.com/office/word/2015/wordml/symex" xmlns:wpg="http://schemas.microsoft.com/office/word/2010/wordprocessingGroup" xmlns:wpi="http://schemas.microsoft.com/office/word/2010/wordprocessingInk" xmlns:wne="http://schemas.microsoft.com/office/word/2006/wordml" xmlns:wps="http://schemas.microsoft.com/office/word/2010/wordprocessingShape" mc:Ignorable="w14 w15 w16se w16cid w16 w16cex wp14">
+<w:footnotes xmlns:wpc="http://schemas.microsoft.com/office/word/2010/wordprocessingCanvas" xmlns:cx="http://schemas.microsoft.com/office/drawing/2014/chartex" xmlns:cx1="http://schemas.microsoft.com/office/drawing/2015/9/8/chartex" xmlns:cx2="http://schemas.microsoft.com/office/drawing/2015/10/21/chartex" xmlns:cx3="http://schemas.microsoft.com/office/drawing/2016/5/9/chartex" xmlns:cx4="http://schemas.microsoft.com/office/drawing/2016/5/10/chartex" xmlns:cx5="http://schemas.microsoft.com/office/drawing/2016/5/11/chartex" xmlns:cx6="http://schemas.microsoft.com/office/drawing/2016/5/12/chartex" xmlns:cx7="http://schemas.microsoft.com/office/drawing/2016/5/13/chartex" xmlns:cx8="http://schemas.microsoft.com/office/drawing/2016/5/14/chartex" xmlns:mc="http://schemas.openxmlformats.org/markup-compatibility/2006" xmlns:aink="http://schemas.microsoft.com/office/drawing/2016/ink" xmlns:am3d="http://schemas.microsoft.com/office/drawing/2017/model3d" xmlns:o="urn:schemas-microsoft-com:office:office" xmlns:oel="http://schemas.microsoft.com/office/2019/extlst" xmlns:r="http://schemas.openxmlformats.org/officeDocument/2006/relationships" xmlns:m="http://schemas.openxmlformats.org/officeDocument/2006/math" xmlns:v="urn:schemas-microsoft-com:vml" xmlns:wp14="http://schemas.microsoft.com/office/word/2010/wordprocessingDrawing" xmlns:wp="http://schemas.openxmlformats.org/drawingml/2006/wordprocessingDrawing" xmlns:w10="urn:schemas-microsoft-com:office:word" xmlns:w="http://schemas.openxmlformats.org/wordprocessingml/2006/main" xmlns:w14="http://schemas.microsoft.com/office/word/2010/wordml" xmlns:w15="http://schemas.microsoft.com/office/word/2012/wordml" xmlns:w16cex="http://schemas.microsoft.com/office/word/2018/wordml/cex" xmlns:w16cid="http://schemas.microsoft.com/office/word/2016/wordml/cid" xmlns:w16="http://schemas.microsoft.com/office/word/2018/wordml" xmlns:w16du="http://schemas.microsoft.com/office/word/2023/wordml/word16du" xmlns:w16sdtdh="http://schemas.microsoft.com/office/word/2020/wordml/sdtdatahash" xmlns:w16sdtfl="http://schemas.microsoft.com/office/word/2024/wordml/sdtformatlock" xmlns:w16se="http://schemas.microsoft.com/office/word/2015/wordml/symex" xmlns:wpg="http://schemas.microsoft.com/office/word/2010/wordprocessingGroup" xmlns:wpi="http://schemas.microsoft.com/office/word/2010/wordprocessingInk" xmlns:wne="http://schemas.microsoft.com/office/word/2006/wordml" xmlns:wps="http://schemas.microsoft.com/office/word/2010/wordprocessingShape" mc:Ignorable="w14 w15 w16se w16cid w16 w16cex w16sdtdh w16sdtfl w16du wp14">
   <w:footnote w:type="separator" w:id="-1">
     <w:p>
       <w:pPr>
@@ -1792,7 +1838,17 @@
 </file>
 
 <file path=word/header1.xml><?xml version="1.0" encoding="utf-8"?>
-<w:hdr xmlns:wpc="http://schemas.microsoft.com/office/word/2010/wordprocessingCanvas" xmlns:cx="http://schemas.microsoft.com/office/drawing/2014/chartex" xmlns:cx1="http://schemas.microsoft.com/office/drawing/2015/9/8/chartex" xmlns:cx2="http://schemas.microsoft.com/office/drawing/2015/10/21/chartex" xmlns:cx3="http://schemas.microsoft.com/office/drawing/2016/5/9/chartex" xmlns:cx4="http://schemas.microsoft.com/office/drawing/2016/5/10/chartex" xmlns:cx5="http://schemas.microsoft.com/office/drawing/2016/5/11/chartex" xmlns:cx6="http://schemas.microsoft.com/office/drawing/2016/5/12/chartex" xmlns:cx7="http://schemas.microsoft.com/office/drawing/2016/5/13/chartex" xmlns:cx8="http://schemas.microsoft.com/office/drawing/2016/5/14/chartex" xmlns:mc="http://schemas.openxmlformats.org/markup-compatibility/2006" xmlns:aink="http://schemas.microsoft.com/office/drawing/2016/ink" xmlns:am3d="http://schemas.microsoft.com/office/drawing/2017/model3d" xmlns:o="urn:schemas-microsoft-com:office:office" xmlns:r="http://schemas.openxmlformats.org/officeDocument/2006/relationships" xmlns:m="http://schemas.openxmlformats.org/officeDocument/2006/math" xmlns:v="urn:schemas-microsoft-com:vml" xmlns:wp14="http://schemas.microsoft.com/office/word/2010/wordprocessingDrawing" xmlns:wp="http://schemas.openxmlformats.org/drawingml/2006/wordprocessingDrawing" xmlns:w10="urn:schemas-microsoft-com:office:word" xmlns:w="http://schemas.openxmlformats.org/wordprocessingml/2006/main" xmlns:w14="http://schemas.microsoft.com/office/word/2010/wordml" xmlns:w15="http://schemas.microsoft.com/office/word/2012/wordml" xmlns:w16cex="http://schemas.microsoft.com/office/word/2018/wordml/cex" xmlns:w16cid="http://schemas.microsoft.com/office/word/2016/wordml/cid" xmlns:w16="http://schemas.microsoft.com/office/word/2018/wordml" xmlns:w16se="http://schemas.microsoft.com/office/word/2015/wordml/symex" xmlns:wpg="http://schemas.microsoft.com/office/word/2010/wordprocessingGroup" xmlns:wpi="http://schemas.microsoft.com/office/word/2010/wordprocessingInk" xmlns:wne="http://schemas.microsoft.com/office/word/2006/wordml" xmlns:wps="http://schemas.microsoft.com/office/word/2010/wordprocessingShape" mc:Ignorable="w14 w15 w16se w16cid w16 w16cex wp14">
+<w:hdr xmlns:wpc="http://schemas.microsoft.com/office/word/2010/wordprocessingCanvas" xmlns:cx="http://schemas.microsoft.com/office/drawing/2014/chartex" xmlns:cx1="http://schemas.microsoft.com/office/drawing/2015/9/8/chartex" xmlns:cx2="http://schemas.microsoft.com/office/drawing/2015/10/21/chartex" xmlns:cx3="http://schemas.microsoft.com/office/drawing/2016/5/9/chartex" xmlns:cx4="http://schemas.microsoft.com/office/drawing/2016/5/10/chartex" xmlns:cx5="http://schemas.microsoft.com/office/drawing/2016/5/11/chartex" xmlns:cx6="http://schemas.microsoft.com/office/drawing/2016/5/12/chartex" xmlns:cx7="http://schemas.microsoft.com/office/drawing/2016/5/13/chartex" xmlns:cx8="http://schemas.microsoft.com/office/drawing/2016/5/14/chartex" xmlns:mc="http://schemas.openxmlformats.org/markup-compatibility/2006" xmlns:aink="http://schemas.microsoft.com/office/drawing/2016/ink" xmlns:am3d="http://schemas.microsoft.com/office/drawing/2017/model3d" xmlns:o="urn:schemas-microsoft-com:office:office" xmlns:oel="http://schemas.microsoft.com/office/2019/extlst" xmlns:r="http://schemas.openxmlformats.org/officeDocument/2006/relationships" xmlns:m="http://schemas.openxmlformats.org/officeDocument/2006/math" xmlns:v="urn:schemas-microsoft-com:vml" xmlns:wp14="http://schemas.microsoft.com/office/word/2010/wordprocessingDrawing" xmlns:wp="http://schemas.openxmlformats.org/drawingml/2006/wordprocessingDrawing" xmlns:w10="urn:schemas-microsoft-com:office:word" xmlns:w="http://schemas.openxmlformats.org/wordprocessingml/2006/main" xmlns:w14="http://schemas.microsoft.com/office/word/2010/wordml" xmlns:w15="http://schemas.microsoft.com/office/word/2012/wordml" xmlns:w16cex="http://schemas.microsoft.com/office/word/2018/wordml/cex" xmlns:w16cid="http://schemas.microsoft.com/office/word/2016/wordml/cid" xmlns:w16="http://schemas.microsoft.com/office/word/2018/wordml" xmlns:w16du="http://schemas.microsoft.com/office/word/2023/wordml/word16du" xmlns:w16sdtdh="http://schemas.microsoft.com/office/word/2020/wordml/sdtdatahash" xmlns:w16sdtfl="http://schemas.microsoft.com/office/word/2024/wordml/sdtformatlock" xmlns:w16se="http://schemas.microsoft.com/office/word/2015/wordml/symex" xmlns:wpg="http://schemas.microsoft.com/office/word/2010/wordprocessingGroup" xmlns:wpi="http://schemas.microsoft.com/office/word/2010/wordprocessingInk" xmlns:wne="http://schemas.microsoft.com/office/word/2006/wordml" xmlns:wps="http://schemas.microsoft.com/office/word/2010/wordprocessingShape" mc:Ignorable="w14 w15 w16se w16cid w16 w16cex w16sdtdh w16sdtfl w16du wp14">
+  <w:p>
+    <w:pPr>
+      <w:pStyle w:val="Header"/>
+    </w:pPr>
+  </w:p>
+</w:hdr>
+</file>
+
+<file path=word/header2.xml><?xml version="1.0" encoding="utf-8"?>
+<w:hdr xmlns:wpc="http://schemas.microsoft.com/office/word/2010/wordprocessingCanvas" xmlns:cx="http://schemas.microsoft.com/office/drawing/2014/chartex" xmlns:cx1="http://schemas.microsoft.com/office/drawing/2015/9/8/chartex" xmlns:cx2="http://schemas.microsoft.com/office/drawing/2015/10/21/chartex" xmlns:cx3="http://schemas.microsoft.com/office/drawing/2016/5/9/chartex" xmlns:cx4="http://schemas.microsoft.com/office/drawing/2016/5/10/chartex" xmlns:cx5="http://schemas.microsoft.com/office/drawing/2016/5/11/chartex" xmlns:cx6="http://schemas.microsoft.com/office/drawing/2016/5/12/chartex" xmlns:cx7="http://schemas.microsoft.com/office/drawing/2016/5/13/chartex" xmlns:cx8="http://schemas.microsoft.com/office/drawing/2016/5/14/chartex" xmlns:mc="http://schemas.openxmlformats.org/markup-compatibility/2006" xmlns:aink="http://schemas.microsoft.com/office/drawing/2016/ink" xmlns:am3d="http://schemas.microsoft.com/office/drawing/2017/model3d" xmlns:o="urn:schemas-microsoft-com:office:office" xmlns:oel="http://schemas.microsoft.com/office/2019/extlst" xmlns:r="http://schemas.openxmlformats.org/officeDocument/2006/relationships" xmlns:m="http://schemas.openxmlformats.org/officeDocument/2006/math" xmlns:v="urn:schemas-microsoft-com:vml" xmlns:wp14="http://schemas.microsoft.com/office/word/2010/wordprocessingDrawing" xmlns:wp="http://schemas.openxmlformats.org/drawingml/2006/wordprocessingDrawing" xmlns:w10="urn:schemas-microsoft-com:office:word" xmlns:w="http://schemas.openxmlformats.org/wordprocessingml/2006/main" xmlns:w14="http://schemas.microsoft.com/office/word/2010/wordml" xmlns:w15="http://schemas.microsoft.com/office/word/2012/wordml" xmlns:w16cex="http://schemas.microsoft.com/office/word/2018/wordml/cex" xmlns:w16cid="http://schemas.microsoft.com/office/word/2016/wordml/cid" xmlns:w16="http://schemas.microsoft.com/office/word/2018/wordml" xmlns:w16du="http://schemas.microsoft.com/office/word/2023/wordml/word16du" xmlns:w16sdtdh="http://schemas.microsoft.com/office/word/2020/wordml/sdtdatahash" xmlns:w16sdtfl="http://schemas.microsoft.com/office/word/2024/wordml/sdtformatlock" xmlns:w16se="http://schemas.microsoft.com/office/word/2015/wordml/symex" xmlns:wpg="http://schemas.microsoft.com/office/word/2010/wordprocessingGroup" xmlns:wpi="http://schemas.microsoft.com/office/word/2010/wordprocessingInk" xmlns:wne="http://schemas.microsoft.com/office/word/2006/wordml" xmlns:wps="http://schemas.microsoft.com/office/word/2010/wordprocessingShape" mc:Ignorable="w14 w15 w16se w16cid w16 w16cex w16sdtdh w16sdtfl w16du wp14">
   <w:p>
     <w:pPr>
       <w:pStyle w:val="Heading1"/>
@@ -1811,8 +1867,18 @@
 </w:hdr>
 </file>
 
+<file path=word/header3.xml><?xml version="1.0" encoding="utf-8"?>
+<w:hdr xmlns:wpc="http://schemas.microsoft.com/office/word/2010/wordprocessingCanvas" xmlns:cx="http://schemas.microsoft.com/office/drawing/2014/chartex" xmlns:cx1="http://schemas.microsoft.com/office/drawing/2015/9/8/chartex" xmlns:cx2="http://schemas.microsoft.com/office/drawing/2015/10/21/chartex" xmlns:cx3="http://schemas.microsoft.com/office/drawing/2016/5/9/chartex" xmlns:cx4="http://schemas.microsoft.com/office/drawing/2016/5/10/chartex" xmlns:cx5="http://schemas.microsoft.com/office/drawing/2016/5/11/chartex" xmlns:cx6="http://schemas.microsoft.com/office/drawing/2016/5/12/chartex" xmlns:cx7="http://schemas.microsoft.com/office/drawing/2016/5/13/chartex" xmlns:cx8="http://schemas.microsoft.com/office/drawing/2016/5/14/chartex" xmlns:mc="http://schemas.openxmlformats.org/markup-compatibility/2006" xmlns:aink="http://schemas.microsoft.com/office/drawing/2016/ink" xmlns:am3d="http://schemas.microsoft.com/office/drawing/2017/model3d" xmlns:o="urn:schemas-microsoft-com:office:office" xmlns:oel="http://schemas.microsoft.com/office/2019/extlst" xmlns:r="http://schemas.openxmlformats.org/officeDocument/2006/relationships" xmlns:m="http://schemas.openxmlformats.org/officeDocument/2006/math" xmlns:v="urn:schemas-microsoft-com:vml" xmlns:wp14="http://schemas.microsoft.com/office/word/2010/wordprocessingDrawing" xmlns:wp="http://schemas.openxmlformats.org/drawingml/2006/wordprocessingDrawing" xmlns:w10="urn:schemas-microsoft-com:office:word" xmlns:w="http://schemas.openxmlformats.org/wordprocessingml/2006/main" xmlns:w14="http://schemas.microsoft.com/office/word/2010/wordml" xmlns:w15="http://schemas.microsoft.com/office/word/2012/wordml" xmlns:w16cex="http://schemas.microsoft.com/office/word/2018/wordml/cex" xmlns:w16cid="http://schemas.microsoft.com/office/word/2016/wordml/cid" xmlns:w16="http://schemas.microsoft.com/office/word/2018/wordml" xmlns:w16du="http://schemas.microsoft.com/office/word/2023/wordml/word16du" xmlns:w16sdtdh="http://schemas.microsoft.com/office/word/2020/wordml/sdtdatahash" xmlns:w16sdtfl="http://schemas.microsoft.com/office/word/2024/wordml/sdtformatlock" xmlns:w16se="http://schemas.microsoft.com/office/word/2015/wordml/symex" xmlns:wpg="http://schemas.microsoft.com/office/word/2010/wordprocessingGroup" xmlns:wpi="http://schemas.microsoft.com/office/word/2010/wordprocessingInk" xmlns:wne="http://schemas.microsoft.com/office/word/2006/wordml" xmlns:wps="http://schemas.microsoft.com/office/word/2010/wordprocessingShape" mc:Ignorable="w14 w15 w16se w16cid w16 w16cex w16sdtdh w16sdtfl w16du wp14">
+  <w:p>
+    <w:pPr>
+      <w:pStyle w:val="Header"/>
+    </w:pPr>
+  </w:p>
+</w:hdr>
+</file>
+
 <file path=word/numbering.xml><?xml version="1.0" encoding="utf-8"?>
-<w:numbering xmlns:wpc="http://schemas.microsoft.com/office/word/2010/wordprocessingCanvas" xmlns:cx="http://schemas.microsoft.com/office/drawing/2014/chartex" xmlns:cx1="http://schemas.microsoft.com/office/drawing/2015/9/8/chartex" xmlns:cx2="http://schemas.microsoft.com/office/drawing/2015/10/21/chartex" xmlns:cx3="http://schemas.microsoft.com/office/drawing/2016/5/9/chartex" xmlns:cx4="http://schemas.microsoft.com/office/drawing/2016/5/10/chartex" xmlns:cx5="http://schemas.microsoft.com/office/drawing/2016/5/11/chartex" xmlns:cx6="http://schemas.microsoft.com/office/drawing/2016/5/12/chartex" xmlns:cx7="http://schemas.microsoft.com/office/drawing/2016/5/13/chartex" xmlns:cx8="http://schemas.microsoft.com/office/drawing/2016/5/14/chartex" xmlns:mc="http://schemas.openxmlformats.org/markup-compatibility/2006" xmlns:aink="http://schemas.microsoft.com/office/drawing/2016/ink" xmlns:am3d="http://schemas.microsoft.com/office/drawing/2017/model3d" xmlns:o="urn:schemas-microsoft-com:office:office" xmlns:r="http://schemas.openxmlformats.org/officeDocument/2006/relationships" xmlns:m="http://schemas.openxmlformats.org/officeDocument/2006/math" xmlns:v="urn:schemas-microsoft-com:vml" xmlns:wp14="http://schemas.microsoft.com/office/word/2010/wordprocessingDrawing" xmlns:wp="http://schemas.openxmlformats.org/drawingml/2006/wordprocessingDrawing" xmlns:w10="urn:schemas-microsoft-com:office:word" xmlns:w="http://schemas.openxmlformats.org/wordprocessingml/2006/main" xmlns:w14="http://schemas.microsoft.com/office/word/2010/wordml" xmlns:w15="http://schemas.microsoft.com/office/word/2012/wordml" xmlns:w16cex="http://schemas.microsoft.com/office/word/2018/wordml/cex" xmlns:w16cid="http://schemas.microsoft.com/office/word/2016/wordml/cid" xmlns:w16="http://schemas.microsoft.com/office/word/2018/wordml" xmlns:w16se="http://schemas.microsoft.com/office/word/2015/wordml/symex" xmlns:wpg="http://schemas.microsoft.com/office/word/2010/wordprocessingGroup" xmlns:wpi="http://schemas.microsoft.com/office/word/2010/wordprocessingInk" xmlns:wne="http://schemas.microsoft.com/office/word/2006/wordml" xmlns:wps="http://schemas.microsoft.com/office/word/2010/wordprocessingShape" mc:Ignorable="w14 w15 w16se w16cid w16 w16cex wp14">
+<w:numbering xmlns:wpc="http://schemas.microsoft.com/office/word/2010/wordprocessingCanvas" xmlns:cx="http://schemas.microsoft.com/office/drawing/2014/chartex" xmlns:cx1="http://schemas.microsoft.com/office/drawing/2015/9/8/chartex" xmlns:cx2="http://schemas.microsoft.com/office/drawing/2015/10/21/chartex" xmlns:cx3="http://schemas.microsoft.com/office/drawing/2016/5/9/chartex" xmlns:cx4="http://schemas.microsoft.com/office/drawing/2016/5/10/chartex" xmlns:cx5="http://schemas.microsoft.com/office/drawing/2016/5/11/chartex" xmlns:cx6="http://schemas.microsoft.com/office/drawing/2016/5/12/chartex" xmlns:cx7="http://schemas.microsoft.com/office/drawing/2016/5/13/chartex" xmlns:cx8="http://schemas.microsoft.com/office/drawing/2016/5/14/chartex" xmlns:mc="http://schemas.openxmlformats.org/markup-compatibility/2006" xmlns:aink="http://schemas.microsoft.com/office/drawing/2016/ink" xmlns:am3d="http://schemas.microsoft.com/office/drawing/2017/model3d" xmlns:o="urn:schemas-microsoft-com:office:office" xmlns:oel="http://schemas.microsoft.com/office/2019/extlst" xmlns:r="http://schemas.openxmlformats.org/officeDocument/2006/relationships" xmlns:m="http://schemas.openxmlformats.org/officeDocument/2006/math" xmlns:v="urn:schemas-microsoft-com:vml" xmlns:wp14="http://schemas.microsoft.com/office/word/2010/wordprocessingDrawing" xmlns:wp="http://schemas.openxmlformats.org/drawingml/2006/wordprocessingDrawing" xmlns:w10="urn:schemas-microsoft-com:office:word" xmlns:w="http://schemas.openxmlformats.org/wordprocessingml/2006/main" xmlns:w14="http://schemas.microsoft.com/office/word/2010/wordml" xmlns:w15="http://schemas.microsoft.com/office/word/2012/wordml" xmlns:w16cex="http://schemas.microsoft.com/office/word/2018/wordml/cex" xmlns:w16cid="http://schemas.microsoft.com/office/word/2016/wordml/cid" xmlns:w16="http://schemas.microsoft.com/office/word/2018/wordml" xmlns:w16du="http://schemas.microsoft.com/office/word/2023/wordml/word16du" xmlns:w16sdtdh="http://schemas.microsoft.com/office/word/2020/wordml/sdtdatahash" xmlns:w16sdtfl="http://schemas.microsoft.com/office/word/2024/wordml/sdtformatlock" xmlns:w16se="http://schemas.microsoft.com/office/word/2015/wordml/symex" xmlns:wpg="http://schemas.microsoft.com/office/word/2010/wordprocessingGroup" xmlns:wpi="http://schemas.microsoft.com/office/word/2010/wordprocessingInk" xmlns:wne="http://schemas.microsoft.com/office/word/2006/wordml" xmlns:wps="http://schemas.microsoft.com/office/word/2010/wordprocessingShape" mc:Ignorable="w14 w15 w16se w16cid w16 w16cex w16sdtdh w16sdtfl w16du wp14">
   <w:abstractNum w:abstractNumId="0" w15:restartNumberingAfterBreak="0">
     <w:nsid w:val="0B9B6B9F"/>
     <w:multiLevelType w:val="hybridMultilevel"/>
@@ -3421,65 +3487,65 @@
       </w:pPr>
     </w:lvl>
   </w:abstractNum>
-  <w:num w:numId="1">
+  <w:num w:numId="1" w16cid:durableId="1043140464">
     <w:abstractNumId w:val="3"/>
   </w:num>
-  <w:num w:numId="2">
+  <w:num w:numId="2" w16cid:durableId="803699277">
     <w:abstractNumId w:val="4"/>
   </w:num>
-  <w:num w:numId="3">
+  <w:num w:numId="3" w16cid:durableId="648631622">
     <w:abstractNumId w:val="9"/>
   </w:num>
-  <w:num w:numId="4">
+  <w:num w:numId="4" w16cid:durableId="1791704771">
     <w:abstractNumId w:val="16"/>
   </w:num>
-  <w:num w:numId="5">
+  <w:num w:numId="5" w16cid:durableId="607351589">
     <w:abstractNumId w:val="2"/>
   </w:num>
-  <w:num w:numId="6">
+  <w:num w:numId="6" w16cid:durableId="895968584">
     <w:abstractNumId w:val="12"/>
   </w:num>
-  <w:num w:numId="7">
+  <w:num w:numId="7" w16cid:durableId="256058254">
     <w:abstractNumId w:val="10"/>
   </w:num>
-  <w:num w:numId="8">
+  <w:num w:numId="8" w16cid:durableId="2049063328">
     <w:abstractNumId w:val="13"/>
   </w:num>
-  <w:num w:numId="9">
+  <w:num w:numId="9" w16cid:durableId="108937674">
     <w:abstractNumId w:val="14"/>
   </w:num>
-  <w:num w:numId="10">
+  <w:num w:numId="10" w16cid:durableId="760492365">
     <w:abstractNumId w:val="17"/>
   </w:num>
-  <w:num w:numId="11">
+  <w:num w:numId="11" w16cid:durableId="1761098214">
     <w:abstractNumId w:val="0"/>
   </w:num>
-  <w:num w:numId="12">
+  <w:num w:numId="12" w16cid:durableId="375010333">
     <w:abstractNumId w:val="5"/>
   </w:num>
-  <w:num w:numId="13">
+  <w:num w:numId="13" w16cid:durableId="1229341503">
     <w:abstractNumId w:val="1"/>
   </w:num>
-  <w:num w:numId="14">
+  <w:num w:numId="14" w16cid:durableId="1079791345">
     <w:abstractNumId w:val="8"/>
   </w:num>
-  <w:num w:numId="15">
+  <w:num w:numId="15" w16cid:durableId="1734964833">
     <w:abstractNumId w:val="15"/>
   </w:num>
-  <w:num w:numId="16">
+  <w:num w:numId="16" w16cid:durableId="641276494">
     <w:abstractNumId w:val="7"/>
   </w:num>
-  <w:num w:numId="17">
+  <w:num w:numId="17" w16cid:durableId="1152789434">
     <w:abstractNumId w:val="6"/>
   </w:num>
-  <w:num w:numId="18">
+  <w:num w:numId="18" w16cid:durableId="370693451">
     <w:abstractNumId w:val="11"/>
   </w:num>
 </w:numbering>
 </file>
 
 <file path=word/styles.xml><?xml version="1.0" encoding="utf-8"?>
-<w:styles xmlns:mc="http://schemas.openxmlformats.org/markup-compatibility/2006" xmlns:r="http://schemas.openxmlformats.org/officeDocument/2006/relationships" xmlns:w="http://schemas.openxmlformats.org/wordprocessingml/2006/main" xmlns:w14="http://schemas.microsoft.com/office/word/2010/wordml" xmlns:w15="http://schemas.microsoft.com/office/word/2012/wordml" xmlns:w16cex="http://schemas.microsoft.com/office/word/2018/wordml/cex" xmlns:w16cid="http://schemas.microsoft.com/office/word/2016/wordml/cid" xmlns:w16="http://schemas.microsoft.com/office/word/2018/wordml" xmlns:w16se="http://schemas.microsoft.com/office/word/2015/wordml/symex" mc:Ignorable="w14 w15 w16se w16cid w16 w16cex">
+<w:styles xmlns:mc="http://schemas.openxmlformats.org/markup-compatibility/2006" xmlns:r="http://schemas.openxmlformats.org/officeDocument/2006/relationships" xmlns:w="http://schemas.openxmlformats.org/wordprocessingml/2006/main" xmlns:w14="http://schemas.microsoft.com/office/word/2010/wordml" xmlns:w15="http://schemas.microsoft.com/office/word/2012/wordml" xmlns:w16cex="http://schemas.microsoft.com/office/word/2018/wordml/cex" xmlns:w16cid="http://schemas.microsoft.com/office/word/2016/wordml/cid" xmlns:w16="http://schemas.microsoft.com/office/word/2018/wordml" xmlns:w16du="http://schemas.microsoft.com/office/word/2023/wordml/word16du" xmlns:w16sdtdh="http://schemas.microsoft.com/office/word/2020/wordml/sdtdatahash" xmlns:w16sdtfl="http://schemas.microsoft.com/office/word/2024/wordml/sdtformatlock" xmlns:w16se="http://schemas.microsoft.com/office/word/2015/wordml/symex" mc:Ignorable="w14 w15 w16se w16cid w16 w16cex w16sdtdh w16sdtfl w16du">
   <w:docDefaults>
     <w:rPrDefault>
       <w:rPr>
